--- a/mps-nivel-c/oficial/04_registros/AASP_Andamento-Processuais/PCP-AASPAP01-001_Documento-de-Design.docx
+++ b/mps-nivel-c/oficial/04_registros/AASP_Andamento-Processuais/PCP-AASPAP01-001_Documento-de-Design.docx
@@ -444,13 +444,7 @@
               <w:spacing w:before="40" w:after="40"/>
             </w:pPr>
             <w:r>
-              <w:rPr>
-                <w:rFonts w:ascii="Calibri" w:hAnsi="Calibri"/>
-                <w:b w:val="0"/>
-                <w:i w:val="0"/>
-                <w:sz w:val="20"/>
-              </w:rPr>
-              <w:t>Cezar Hiraki Velazquez (Arquiteto / Tech Lead)</w:t>
+              <w:t>Abraão Oliveira</w:t>
             </w:r>
           </w:p>
         </w:tc>
@@ -3970,7 +3964,7 @@
                 <w:i w:val="0"/>
                 <w:sz w:val="20"/>
               </w:rPr>
-              <w:t>Cezar Hiraki Velazquez / Raony Chagas</w:t>
+              <w:t>Cézar Hiraki Velázquez / Raony Chagas</w:t>
             </w:r>
           </w:p>
         </w:tc>

--- a/mps-nivel-c/oficial/04_registros/AASP_Andamento-Processuais/PCP-AASPAP01-001_Documento-de-Design.docx
+++ b/mps-nivel-c/oficial/04_registros/AASP_Andamento-Processuais/PCP-AASPAP01-001_Documento-de-Design.docx
@@ -34,7 +34,7 @@
           <w:color w:val="555555"/>
           <w:sz w:val="20"/>
         </w:rPr>
-        <w:t>PCP-AASPAP01-001   ·   Versão Data   ·   API REST   ·   Timeware Brasil</w:t>
+        <w:t>PCP-AASPAP01-001   ·   Versão 1.0   ·   11/06/2026   ·   Timeware Brasil</w:t>
       </w:r>
     </w:p>
     <w:p>
@@ -4421,7 +4421,7 @@
                 <w:i w:val="0"/>
                 <w:sz w:val="20"/>
               </w:rPr>
-              <w:t>Documento de design consolidado a partir do Registro de Projeto AASP_AndamentosProcessuais, do INTAKE-PROJETO_AASPAP01 e do GDE-AASPAP01-001.</w:t>
+              <w:t>Documento de design consolidado a partir do Registro de Projeto AASP_AndamentosProcessuais, do GEST-AASPAP01 e do GDE-AASPAP01-001.</w:t>
             </w:r>
           </w:p>
         </w:tc>

--- a/mps-nivel-c/oficial/04_registros/AASP_Andamento-Processuais/PCP-AASPAP01-001_Documento-de-Design.docx
+++ b/mps-nivel-c/oficial/04_registros/AASP_Andamento-Processuais/PCP-AASPAP01-001_Documento-de-Design.docx
@@ -2867,7 +2867,7 @@
           <w:i w:val="0"/>
           <w:sz w:val="22"/>
         </w:rPr>
-        <w:t>Projeto de back-end/refatoração, sem interface de usuário. Conforme o registro do projeto, o design de UX/UI não se aplica.</w:t>
+        <w:t>Projeto de back-end/refatoração, sem interface de usuário. Conforme INTAKE/registro do projeto, o design de UX/UI não se aplica.</w:t>
       </w:r>
     </w:p>
     <w:p>

--- a/mps-nivel-c/oficial/04_registros/AASP_Andamento-Processuais/PCP-AASPAP01-001_Documento-de-Design.docx
+++ b/mps-nivel-c/oficial/04_registros/AASP_Andamento-Processuais/PCP-AASPAP01-001_Documento-de-Design.docx
@@ -2867,7 +2867,7 @@
           <w:i w:val="0"/>
           <w:sz w:val="22"/>
         </w:rPr>
-        <w:t>Projeto de back-end/refatoração, sem interface de usuário. Conforme INTAKE/registro do projeto, o design de UX/UI não se aplica.</w:t>
+        <w:t>Projeto de back-end/refatoração, sem interface de usuário. Conforme o registro do projeto, o design de UX/UI não se aplica.</w:t>
       </w:r>
     </w:p>
     <w:p>

--- a/mps-nivel-c/oficial/04_registros/AASP_Andamento-Processuais/PCP-AASPAP01-001_Documento-de-Design.docx
+++ b/mps-nivel-c/oficial/04_registros/AASP_Andamento-Processuais/PCP-AASPAP01-001_Documento-de-Design.docx
@@ -384,17 +384,8 @@
             </w:tcMar>
           </w:tcPr>
           <w:p>
-            <w:pPr>
-              <w:spacing w:before="40" w:after="40"/>
-            </w:pPr>
             <w:r>
-              <w:rPr>
-                <w:rFonts w:ascii="Calibri" w:hAnsi="Calibri"/>
-                <w:b w:val="0"/>
-                <w:i w:val="0"/>
-                <w:sz w:val="20"/>
-              </w:rPr>
-              <w:t>11/06/2026</w:t>
+              <w:t>22/12/2025</w:t>
             </w:r>
           </w:p>
         </w:tc>
@@ -4361,17 +4352,8 @@
             </w:tcMar>
           </w:tcPr>
           <w:p>
-            <w:pPr>
-              <w:spacing w:before="40" w:after="40"/>
-            </w:pPr>
             <w:r>
-              <w:rPr>
-                <w:rFonts w:ascii="Calibri" w:hAnsi="Calibri"/>
-                <w:b w:val="0"/>
-                <w:i w:val="0"/>
-                <w:sz w:val="20"/>
-              </w:rPr>
-              <w:t>11/06/2026</w:t>
+              <w:t>22/12/2025</w:t>
             </w:r>
           </w:p>
         </w:tc>
@@ -4386,17 +4368,8 @@
             </w:tcMar>
           </w:tcPr>
           <w:p>
-            <w:pPr>
-              <w:spacing w:before="40" w:after="40"/>
-            </w:pPr>
             <w:r>
-              <w:rPr>
-                <w:rFonts w:ascii="Calibri" w:hAnsi="Calibri"/>
-                <w:b w:val="0"/>
-                <w:i w:val="0"/>
-                <w:sz w:val="20"/>
-              </w:rPr>
-              <w:t>Time de Melhoria Contínua</w:t>
+              <w:t>Equipe Técnica</w:t>
             </w:r>
           </w:p>
         </w:tc>

--- a/mps-nivel-c/oficial/04_registros/AASP_Andamento-Processuais/PCP-AASPAP01-001_Documento-de-Design.docx
+++ b/mps-nivel-c/oficial/04_registros/AASP_Andamento-Processuais/PCP-AASPAP01-001_Documento-de-Design.docx
@@ -34,7 +34,7 @@
           <w:color w:val="555555"/>
           <w:sz w:val="20"/>
         </w:rPr>
-        <w:t>PCP-AASPAP01-001   ·   Versão 1.0   ·   11/06/2026   ·   Timeware Brasil</w:t>
+        <w:t>PCP-AASPAP01-001   ·   Versão 1.0   ·   22/12/2025   ·   Timeware Brasil</w:t>
       </w:r>
     </w:p>
     <w:p>

--- a/mps-nivel-c/oficial/04_registros/AASP_Andamento-Processuais/PCP-AASPAP01-001_Documento-de-Design.docx
+++ b/mps-nivel-c/oficial/04_registros/AASP_Andamento-Processuais/PCP-AASPAP01-001_Documento-de-Design.docx
@@ -416,7 +416,7 @@
                 <w:i w:val="0"/>
                 <w:sz w:val="20"/>
               </w:rPr>
-              <w:t>Gerente de Projeto</w:t>
+              <w:t>Responsáveis</w:t>
             </w:r>
           </w:p>
         </w:tc>
@@ -435,7 +435,7 @@
               <w:spacing w:before="40" w:after="40"/>
             </w:pPr>
             <w:r>
-              <w:t>Abraão Oliveira</w:t>
+              <w:t>Cézar Hiraki Velázquez (Arquiteto / Tech Lead)</w:t>
             </w:r>
           </w:p>
         </w:tc>
